--- a/3. félév/NumMod_1/Nummód vizsga/docx/20.docx
+++ b/3. félév/NumMod_1/Nummód vizsga/docx/20.docx
@@ -4,6 +4,9 @@
   <w:body>
     <w:p>
       <w:r>
+        <w:rPr>
+          <w:noProof/>
+        </w:rPr>
         <w:drawing>
           <wp:inline distT="0" distB="0" distL="0" distR="0" wp14:anchorId="107DC9F4" wp14:editId="2AF23F8D">
             <wp:extent cx="5760720" cy="554990"/>
@@ -41,6 +44,9 @@
         </w:drawing>
       </w:r>
       <w:r>
+        <w:rPr>
+          <w:noProof/>
+        </w:rPr>
         <w:drawing>
           <wp:inline distT="0" distB="0" distL="0" distR="0" wp14:anchorId="2CD2E23C" wp14:editId="307FEAFC">
             <wp:extent cx="5620534" cy="4486901"/>
@@ -80,6 +86,9 @@
     </w:p>
     <w:p>
       <w:r>
+        <w:rPr>
+          <w:noProof/>
+        </w:rPr>
         <w:lastRenderedPageBreak/>
         <w:drawing>
           <wp:inline distT="0" distB="0" distL="0" distR="0" wp14:anchorId="1D38A036" wp14:editId="3CB0483B">
@@ -121,6 +130,49 @@
     <w:p>
       <w:r>
         <w:drawing>
+          <wp:inline distT="0" distB="0" distL="0" distR="0" wp14:anchorId="04D0A7DB" wp14:editId="105FDA67">
+            <wp:extent cx="5760720" cy="3432810"/>
+            <wp:effectExtent l="0" t="0" r="0" b="0"/>
+            <wp:docPr id="24717687" name="Kép 1" descr="A képen szöveg, képernyőkép, Betűtípus, diagram látható&#10;&#10;Előfordulhat, hogy az AI által létrehozott tartalom helytelen."/>
+            <wp:cNvGraphicFramePr>
+              <a:graphicFrameLocks xmlns:a="http://schemas.openxmlformats.org/drawingml/2006/main" noChangeAspect="1"/>
+            </wp:cNvGraphicFramePr>
+            <a:graphic xmlns:a="http://schemas.openxmlformats.org/drawingml/2006/main">
+              <a:graphicData uri="http://schemas.openxmlformats.org/drawingml/2006/picture">
+                <pic:pic xmlns:pic="http://schemas.openxmlformats.org/drawingml/2006/picture">
+                  <pic:nvPicPr>
+                    <pic:cNvPr id="24717687" name="Kép 1" descr="A képen szöveg, képernyőkép, Betűtípus, diagram látható&#10;&#10;Előfordulhat, hogy az AI által létrehozott tartalom helytelen."/>
+                    <pic:cNvPicPr/>
+                  </pic:nvPicPr>
+                  <pic:blipFill>
+                    <a:blip r:embed="rId7"/>
+                    <a:stretch>
+                      <a:fillRect/>
+                    </a:stretch>
+                  </pic:blipFill>
+                  <pic:spPr>
+                    <a:xfrm>
+                      <a:off x="0" y="0"/>
+                      <a:ext cx="5760720" cy="3432810"/>
+                    </a:xfrm>
+                    <a:prstGeom prst="rect">
+                      <a:avLst/>
+                    </a:prstGeom>
+                  </pic:spPr>
+                </pic:pic>
+              </a:graphicData>
+            </a:graphic>
+          </wp:inline>
+        </w:drawing>
+      </w:r>
+    </w:p>
+    <w:p>
+      <w:r>
+        <w:rPr>
+          <w:noProof/>
+        </w:rPr>
+        <w:lastRenderedPageBreak/>
+        <w:drawing>
           <wp:inline distT="0" distB="0" distL="0" distR="0" wp14:anchorId="5C036E68" wp14:editId="17735E8C">
             <wp:extent cx="5760720" cy="3027680"/>
             <wp:effectExtent l="0" t="0" r="0" b="1270"/>
@@ -136,7 +188,7 @@
                     <pic:cNvPicPr/>
                   </pic:nvPicPr>
                   <pic:blipFill>
-                    <a:blip r:embed="rId7"/>
+                    <a:blip r:embed="rId8"/>
                     <a:stretch>
                       <a:fillRect/>
                     </a:stretch>
@@ -159,7 +211,9 @@
     </w:p>
     <w:p>
       <w:r>
-        <w:lastRenderedPageBreak/>
+        <w:rPr>
+          <w:noProof/>
+        </w:rPr>
         <w:drawing>
           <wp:inline distT="0" distB="0" distL="0" distR="0" wp14:anchorId="6608BECA" wp14:editId="521B7051">
             <wp:extent cx="5760720" cy="3746500"/>
@@ -176,7 +230,7 @@
                     <pic:cNvPicPr/>
                   </pic:nvPicPr>
                   <pic:blipFill>
-                    <a:blip r:embed="rId8"/>
+                    <a:blip r:embed="rId9"/>
                     <a:stretch>
                       <a:fillRect/>
                     </a:stretch>
@@ -199,6 +253,10 @@
     </w:p>
     <w:p>
       <w:r>
+        <w:rPr>
+          <w:noProof/>
+        </w:rPr>
+        <w:lastRenderedPageBreak/>
         <w:drawing>
           <wp:inline distT="0" distB="0" distL="0" distR="0" wp14:anchorId="74648D11" wp14:editId="312726D8">
             <wp:extent cx="5760720" cy="3581400"/>
@@ -215,7 +273,7 @@
                     <pic:cNvPicPr/>
                   </pic:nvPicPr>
                   <pic:blipFill>
-                    <a:blip r:embed="rId9"/>
+                    <a:blip r:embed="rId10"/>
                     <a:stretch>
                       <a:fillRect/>
                     </a:stretch>
